--- a/Ülesanne-4 Objektide animeerimine/Ülesanne-4 Objektide animeerimine Dokumentatsioon.docx
+++ b/Ülesanne-4 Objektide animeerimine/Ülesanne-4 Objektide animeerimine Dokumentatsioon.docx
@@ -3,289 +3,843 @@
 <w:document xmlns:wpc="http://schemas.microsoft.com/office/word/2010/wordprocessingCanvas" xmlns:cx="http://schemas.microsoft.com/office/drawing/2014/chartex" xmlns:cx1="http://schemas.microsoft.com/office/drawing/2015/9/8/chartex" xmlns:cx2="http://schemas.microsoft.com/office/drawing/2015/10/21/chartex" xmlns:cx3="http://schemas.microsoft.com/office/drawing/2016/5/9/chartex" xmlns:cx4="http://schemas.microsoft.com/office/drawing/2016/5/10/chartex" xmlns:cx5="http://schemas.microsoft.com/office/drawing/2016/5/11/chartex" xmlns:cx6="http://schemas.microsoft.com/office/drawing/2016/5/12/chartex" xmlns:cx7="http://schemas.microsoft.com/office/drawing/2016/5/13/chartex" xmlns:cx8="http://schemas.microsoft.com/office/drawing/2016/5/14/chartex" xmlns:mc="http://schemas.openxmlformats.org/markup-compatibility/2006" xmlns:aink="http://schemas.microsoft.com/office/drawing/2016/ink" xmlns:am3d="http://schemas.microsoft.com/office/drawing/2017/model3d" xmlns:o="urn:schemas-microsoft-com:office:office" xmlns:oel="http://schemas.microsoft.com/office/2019/extlst" xmlns:r="http://schemas.openxmlformats.org/officeDocument/2006/relationships" xmlns:m="http://schemas.openxmlformats.org/officeDocument/2006/math" xmlns:v="urn:schemas-microsoft-com:vml" xmlns:wp14="http://schemas.microsoft.com/office/word/2010/wordprocessingDrawing" xmlns:wp="http://schemas.openxmlformats.org/drawingml/2006/wordprocessingDrawing" xmlns:w10="urn:schemas-microsoft-com:office:word" xmlns:w="http://schemas.openxmlformats.org/wordprocessingml/2006/main" xmlns:w14="http://schemas.microsoft.com/office/word/2010/wordml" xmlns:w15="http://schemas.microsoft.com/office/word/2012/wordml" xmlns:w16cex="http://schemas.microsoft.com/office/word/2018/wordml/cex" xmlns:w16cid="http://schemas.microsoft.com/office/word/2016/wordml/cid" xmlns:w16="http://schemas.microsoft.com/office/word/2018/wordml" xmlns:w16du="http://schemas.microsoft.com/office/word/2023/wordml/word16du" xmlns:w16sdtdh="http://schemas.microsoft.com/office/word/2020/wordml/sdtdatahash" xmlns:w16sdtfl="http://schemas.microsoft.com/office/word/2024/wordml/sdtformatlock" xmlns:w16se="http://schemas.microsoft.com/office/word/2015/wordml/symex" xmlns:wpg="http://schemas.microsoft.com/office/word/2010/wordprocessingGroup" xmlns:wpi="http://schemas.microsoft.com/office/word/2010/wordprocessingInk" xmlns:wne="http://schemas.microsoft.com/office/word/2006/wordml" xmlns:wps="http://schemas.microsoft.com/office/word/2010/wordprocessingShape" mc:Ignorable="w14 w15 w16se w16cid w16 w16cex w16sdtdh w16sdtfl w16du wp14">
   <w:body>
     <w:p>
-      <w:pPr/>
+      <w:pPr>
+        <w:jc w:val="center"/>
+        <w:rPr>
+          <w:lang w:val="et-EE"/>
+        </w:rPr>
+      </w:pPr>
       <w:r>
+        <w:rPr>
+          <w:rStyle w:val="TitleChar"/>
+          <w:lang w:val="et-EE"/>
+        </w:rPr>
         <w:t>Ülesanne 4: Objektide animeerimine</w:t>
+      </w:r>
+      <w:r>
+        <w:rPr>
+          <w:lang w:val="et-EE"/>
+        </w:rPr>
         <w:br/>
+      </w:r>
+      <w:r>
+        <w:rPr>
+          <w:rStyle w:val="SubtitleChar"/>
+          <w:lang w:val="et-EE"/>
+        </w:rPr>
         <w:t>Autor: Taivo Tobreluts</w:t>
       </w:r>
     </w:p>
     <w:p>
       <w:pPr>
         <w:pStyle w:val="Heading1"/>
+        <w:rPr>
+          <w:lang w:val="et-EE"/>
+        </w:rPr>
       </w:pPr>
       <w:r>
+        <w:rPr>
+          <w:lang w:val="et-EE"/>
+        </w:rPr>
         <w:t>1. Praktilise töö sooritamise käik</w:t>
       </w:r>
     </w:p>
     <w:p>
       <w:pPr>
         <w:pStyle w:val="Heading2"/>
+        <w:rPr>
+          <w:lang w:val="et-EE"/>
+        </w:rPr>
       </w:pPr>
       <w:r>
+        <w:rPr>
+          <w:lang w:val="et-EE"/>
+        </w:rPr>
         <w:t>Eesmärk:</w:t>
       </w:r>
     </w:p>
     <w:p>
+      <w:pPr>
+        <w:rPr>
+          <w:lang w:val="et-EE"/>
+        </w:rPr>
+      </w:pPr>
       <w:r>
-        <w:t>Luua PyGame mäng, kus punane auto seisab ekraani all ja sinised vastutulevad autod liiguvad ülevalt alla. Õppida piltide laadimist, animatsiooni for-tsükliga, juhusliku positsiooni genereerimist ja skoori kuvamist.</w:t>
+        <w:rPr>
+          <w:lang w:val="et-EE"/>
+        </w:rPr>
+        <w:t>Luua PyGame mäng, kus punane auto seisab ekraani all ja sinised vastutulevad autod liiguvad ülevalt alla. Õppida piltide laadimist, animatsiooni for-tsükliga, juhusliku positsiooni genereerimist, kokkupõrke tuvastamist (colliderect) ja skoori kuvamist.</w:t>
       </w:r>
     </w:p>
     <w:p>
       <w:pPr>
         <w:pStyle w:val="Heading2"/>
+        <w:rPr>
+          <w:lang w:val="et-EE"/>
+        </w:rPr>
       </w:pPr>
       <w:r>
+        <w:rPr>
+          <w:lang w:val="et-EE"/>
+        </w:rPr>
         <w:t>Lühikirjeldus:</w:t>
       </w:r>
     </w:p>
     <w:p>
+      <w:pPr>
+        <w:rPr>
+          <w:lang w:val="et-EE"/>
+        </w:rPr>
+      </w:pPr>
       <w:r>
+        <w:rPr>
+          <w:lang w:val="et-EE"/>
+        </w:rPr>
         <w:t>Programm loob 640×480 piksli suuruse akna rallitee taustapildiga (bg_rally.jpg).</w:t>
       </w:r>
     </w:p>
     <w:p>
+      <w:pPr>
+        <w:rPr>
+          <w:lang w:val="et-EE"/>
+        </w:rPr>
+      </w:pPr>
       <w:r>
+        <w:rPr>
+          <w:lang w:val="et-EE"/>
+        </w:rPr>
         <w:t>Punane auto (f1_red.png, 45×90 px) paigutatakse ekraani alla keskele.</w:t>
       </w:r>
     </w:p>
     <w:p>
+      <w:pPr>
+        <w:rPr>
+          <w:lang w:val="et-EE"/>
+        </w:rPr>
+      </w:pPr>
       <w:r>
-        <w:t>Sinised autod (f1_blue.png, 45×90 px) liiguvad ülevalt alla tee vahemikus (x: 150–490). Igal sinise auto loomisel genereeritakse juhuslik x-koordinaat ja negatiivne y-koordinaat, et autod alustavad erinevatelt kõrgustelt.</w:t>
+        <w:rPr>
+          <w:lang w:val="et-EE"/>
+        </w:rPr>
+        <w:t>Sinised autod (f1_blue.png, 45×90 px) liiguvad ülevalt alla tee vahemikus (x: 150–490). Funktsioon loo_sinine_auto() genereerib juhusliku positsiooni ja kontrollib pygame.Rect.colliderect() abil, et uus auto ei kattuks teiste siniste ega punase autoga. Punase auto x-vahemik on laiendatud kogu y-teljele, kuna sinised autod läbivad seda rada.</w:t>
       </w:r>
     </w:p>
     <w:p>
+      <w:pPr>
+        <w:rPr>
+          <w:lang w:val="et-EE"/>
+        </w:rPr>
+      </w:pPr>
       <w:r>
-        <w:t>Kui sinine auto jõuab ekraani alla, lisatakse skoorile punkt ja auto paigutatakse uuesti ülevale juhusliku positsiooniga.</w:t>
+        <w:rPr>
+          <w:lang w:val="et-EE"/>
+        </w:rPr>
+        <w:t>Algul luuakse autod hajutatult — iga järgmine auto algab i × 80 pikslit kaugemalt ülevalt, et nad ei ilmuks kõik korraga.</w:t>
       </w:r>
     </w:p>
     <w:p>
+      <w:pPr>
+        <w:rPr>
+          <w:lang w:val="et-EE"/>
+        </w:rPr>
+      </w:pPr>
       <w:r>
+        <w:rPr>
+          <w:lang w:val="et-EE"/>
+        </w:rPr>
+        <w:t>Kui sinine auto jõuab ekraani alla, lisatakse skoorile punkt ja auto paigutatakse uuesti ülevale vabasse kohta (sama colliderect-kontroll).</w:t>
+      </w:r>
+    </w:p>
+    <w:p>
+      <w:pPr>
+        <w:rPr>
+          <w:lang w:val="et-EE"/>
+        </w:rPr>
+      </w:pPr>
+      <w:r>
+        <w:rPr>
+          <w:lang w:val="et-EE"/>
+        </w:rPr>
         <w:t>Skoor kuvatakse ekraani vasakus ülanurgas valge Arial fondiga (suurus 30). Arv teisendatakse tekstiks str() funktsiooniga.</w:t>
       </w:r>
     </w:p>
     <w:p>
+      <w:pPr>
+        <w:rPr>
+          <w:lang w:val="et-EE"/>
+        </w:rPr>
+      </w:pPr>
       <w:r>
-        <w:t>Muudetavad sätted (siniste_arv, sinine_kiirus, tee_vasak, tee_parem) on defineeritud programmi alguses.</w:t>
+        <w:rPr>
+          <w:lang w:val="et-EE"/>
+        </w:rPr>
+        <w:t>Muudetavad sätted (siniste_arv, sinine_kiirus, tee_vasak, tee_parem, fondi_varv) on defineeritud programmi alguses.</w:t>
       </w:r>
     </w:p>
     <w:p>
       <w:pPr>
         <w:pStyle w:val="Heading2"/>
+        <w:rPr>
+          <w:lang w:val="et-EE"/>
+        </w:rPr>
       </w:pPr>
       <w:r>
+        <w:rPr>
+          <w:lang w:val="et-EE"/>
+        </w:rPr>
         <w:t>GitHub link:</w:t>
       </w:r>
     </w:p>
     <w:p>
-      <w:r>
-        <w:t>https://github.com/taivotobreluts/pygame-projektid</w:t>
-      </w:r>
+      <w:pPr>
+        <w:rPr>
+          <w:lang w:val="et-EE"/>
+        </w:rPr>
+      </w:pPr>
+      <w:hyperlink r:id="rId6" w:history="1">
+        <w:r>
+          <w:rPr>
+            <w:rStyle w:val="Hyperlink"/>
+            <w:lang w:val="et-EE"/>
+          </w:rPr>
+          <w:t>https://github.com/taivotobreluts/pygame-projektid</w:t>
+        </w:r>
+      </w:hyperlink>
     </w:p>
     <w:p>
       <w:pPr>
         <w:pStyle w:val="Heading2"/>
+        <w:rPr>
+          <w:lang w:val="et-EE"/>
+        </w:rPr>
       </w:pPr>
       <w:r>
+        <w:rPr>
+          <w:lang w:val="et-EE"/>
+        </w:rPr>
         <w:t>Töötasid üksi või meeskonnas?</w:t>
       </w:r>
     </w:p>
     <w:p>
+      <w:pPr>
+        <w:rPr>
+          <w:lang w:val="et-EE"/>
+        </w:rPr>
+      </w:pPr>
       <w:r>
+        <w:rPr>
+          <w:lang w:val="et-EE"/>
+        </w:rPr>
         <w:t>Töötasin üksi.</w:t>
       </w:r>
     </w:p>
     <w:p>
       <w:pPr>
         <w:pStyle w:val="Heading2"/>
+        <w:rPr>
+          <w:lang w:val="et-EE"/>
+        </w:rPr>
       </w:pPr>
       <w:r>
+        <w:rPr>
+          <w:lang w:val="et-EE"/>
+        </w:rPr>
         <w:t>Kas said abi või abistasid kaasõppijat?</w:t>
       </w:r>
     </w:p>
     <w:p>
+      <w:pPr>
+        <w:rPr>
+          <w:lang w:val="et-EE"/>
+        </w:rPr>
+      </w:pPr>
       <w:r>
+        <w:rPr>
+          <w:lang w:val="et-EE"/>
+        </w:rPr>
         <w:t>Antud ülesande raames töötasin iseseisvalt.</w:t>
       </w:r>
     </w:p>
     <w:p>
+      <w:pPr>
+        <w:rPr>
+          <w:lang w:val="et-EE"/>
+        </w:rPr>
+      </w:pPr>
       <w:r>
+        <w:rPr>
+          <w:lang w:val="et-EE"/>
+        </w:rPr>
         <w:t>Kasutasin õppematerjale ja pygame dokumentatsiooni.</w:t>
       </w:r>
     </w:p>
     <w:p>
+      <w:pPr>
+        <w:rPr>
+          <w:lang w:val="et-EE"/>
+        </w:rPr>
+      </w:pPr>
       <w:r>
+        <w:rPr>
+          <w:lang w:val="et-EE"/>
+        </w:rPr>
         <w:t>Võtsin abi AI assistendilt koodi kirjutamisel ja dokumentatsiooni koostamisel.</w:t>
       </w:r>
     </w:p>
     <w:p>
       <w:pPr>
         <w:pStyle w:val="Heading1"/>
+        <w:rPr>
+          <w:lang w:val="et-EE"/>
+        </w:rPr>
       </w:pPr>
       <w:r>
+        <w:rPr>
+          <w:lang w:val="et-EE"/>
+        </w:rPr>
+        <w:lastRenderedPageBreak/>
         <w:t>2. TI (tehisintellekti) kasutamine</w:t>
       </w:r>
     </w:p>
     <w:p>
       <w:pPr>
         <w:pStyle w:val="Heading2"/>
+        <w:rPr>
+          <w:lang w:val="et-EE"/>
+        </w:rPr>
       </w:pPr>
       <w:r>
+        <w:rPr>
+          <w:lang w:val="et-EE"/>
+        </w:rPr>
         <w:t>Kas kasutasid töö käigus tehisintellekti abi?</w:t>
       </w:r>
     </w:p>
     <w:p>
+      <w:pPr>
+        <w:rPr>
+          <w:lang w:val="et-EE"/>
+        </w:rPr>
+      </w:pPr>
       <w:r>
+        <w:rPr>
+          <w:lang w:val="et-EE"/>
+        </w:rPr>
         <w:t>Jah, kasutasin AI assistenti (Claude Code) ülesande lahendamiseks ja dokumentatsiooni koostamiseks.</w:t>
       </w:r>
     </w:p>
     <w:p>
       <w:pPr>
         <w:pStyle w:val="Heading2"/>
+        <w:rPr>
+          <w:lang w:val="et-EE"/>
+        </w:rPr>
       </w:pPr>
       <w:r>
+        <w:rPr>
+          <w:lang w:val="et-EE"/>
+        </w:rPr>
         <w:t>Millist TI-d kasutasid?</w:t>
       </w:r>
     </w:p>
     <w:p>
+      <w:pPr>
+        <w:rPr>
+          <w:lang w:val="et-EE"/>
+        </w:rPr>
+      </w:pPr>
       <w:r>
+        <w:rPr>
+          <w:lang w:val="et-EE"/>
+        </w:rPr>
         <w:t>Claude Code (Anthropic Claude Opus 4.6), ühendatud PyCharmiga läbi agentclientprotocol/claude-agent-acp liidese.</w:t>
       </w:r>
     </w:p>
     <w:p>
       <w:pPr>
         <w:pStyle w:val="Heading2"/>
+        <w:rPr>
+          <w:lang w:val="et-EE"/>
+        </w:rPr>
       </w:pPr>
       <w:r>
+        <w:rPr>
+          <w:lang w:val="et-EE"/>
+        </w:rPr>
         <w:t>Millised olid esitatud küsimused või käsud (promptid)?</w:t>
       </w:r>
     </w:p>
     <w:p>
       <w:pPr>
         <w:pStyle w:val="ListParagraph"/>
+        <w:numPr>
+          <w:ilvl w:val="0"/>
+          <w:numId w:val="12"/>
+        </w:numPr>
+        <w:rPr>
+          <w:lang w:val="et-EE"/>
+        </w:rPr>
       </w:pPr>
       <w:r>
+        <w:rPr>
+          <w:lang w:val="et-EE"/>
+        </w:rPr>
         <w:t>Täida Ülesanne 4 sama viisi. Pea silmas minu poolt uuendatud dokumentatsiooni. Seekord andsin ülesande käsu tekstifailina.</w:t>
       </w:r>
     </w:p>
     <w:p>
       <w:pPr>
+        <w:pStyle w:val="ListParagraph"/>
+        <w:numPr>
+          <w:ilvl w:val="0"/>
+          <w:numId w:val="12"/>
+        </w:numPr>
+        <w:rPr>
+          <w:lang w:val="et-EE"/>
+        </w:rPr>
+      </w:pPr>
+      <w:r>
+        <w:rPr>
+          <w:lang w:val="et-EE"/>
+        </w:rPr>
+        <w:t>Kas saaks nii teha, et sinised autod lisataks nii, et nad ei puutuks punase, ega teineteisega kokku. Seleta kuidas seda saaks saavutada. Kas loo_sinine_auto teha kaheks funktsiooniks ja lisada mõlemale taimer, enne kui uut saab luua?</w:t>
+      </w:r>
+    </w:p>
+    <w:p>
+      <w:pPr>
+        <w:pStyle w:val="ListParagraph"/>
+        <w:numPr>
+          <w:ilvl w:val="0"/>
+          <w:numId w:val="12"/>
+        </w:numPr>
+        <w:rPr>
+          <w:lang w:val="et-EE"/>
+        </w:rPr>
+      </w:pPr>
+      <w:r>
+        <w:rPr>
+          <w:lang w:val="et-EE"/>
+        </w:rPr>
+        <w:t>Ta peaks punase autoga kattuvust kontrollima kogu y telje ulatuses (kuna sinised autod liiguvad ülevalt alla).</w:t>
+      </w:r>
+    </w:p>
+    <w:p>
+      <w:pPr>
+        <w:pStyle w:val="ListParagraph"/>
+        <w:numPr>
+          <w:ilvl w:val="0"/>
+          <w:numId w:val="12"/>
+        </w:numPr>
+        <w:rPr>
+          <w:lang w:val="et-EE"/>
+        </w:rPr>
+      </w:pPr>
+      <w:r>
+        <w:rPr>
+          <w:lang w:val="et-EE"/>
+        </w:rPr>
+        <w:t>Loo natuke ajalist variatsiooni siniste asialgsele ilmumisele.</w:t>
+      </w:r>
+    </w:p>
+    <w:p>
+      <w:pPr>
+        <w:pStyle w:val="ListParagraph"/>
+        <w:numPr>
+          <w:ilvl w:val="0"/>
+          <w:numId w:val="12"/>
+        </w:numPr>
+        <w:rPr>
+          <w:lang w:val="et-EE"/>
+        </w:rPr>
+      </w:pPr>
+      <w:r>
+        <w:rPr>
+          <w:lang w:val="et-EE"/>
+        </w:rPr>
+        <w:t>Uuenda dokumentatsiooni vastavalt muudatustele.</w:t>
+      </w:r>
+    </w:p>
+    <w:p>
+      <w:pPr>
         <w:pStyle w:val="Heading2"/>
+        <w:rPr>
+          <w:lang w:val="et-EE"/>
+        </w:rPr>
       </w:pPr>
       <w:r>
+        <w:rPr>
+          <w:lang w:val="et-EE"/>
+        </w:rPr>
         <w:t>Kuidas hindad saadud abi usaldusväärsust?</w:t>
       </w:r>
     </w:p>
-    <w:p/>
     <w:p>
       <w:pPr>
+        <w:rPr>
+          <w:lang w:val="et-EE"/>
+        </w:rPr>
+      </w:pPr>
+      <w:r>
+        <w:rPr>
+          <w:lang w:val="et-EE"/>
+        </w:rPr>
+        <w:t xml:space="preserve">Hea kvaliteediga, </w:t>
+      </w:r>
+      <w:r>
+        <w:rPr>
+          <w:lang w:val="et-EE"/>
+        </w:rPr>
+        <w:t>isegi liiga hea kohati (teeb mulle lisatööd, et koodi mõista kui kõik ühe hooga ära tehakse).</w:t>
+      </w:r>
+    </w:p>
+    <w:p>
+      <w:pPr>
         <w:pStyle w:val="Heading1"/>
+        <w:rPr>
+          <w:lang w:val="et-EE"/>
+        </w:rPr>
       </w:pPr>
       <w:r>
+        <w:rPr>
+          <w:lang w:val="et-EE"/>
+        </w:rPr>
         <w:t>3. Esinenud probleemid ja lahendused</w:t>
       </w:r>
     </w:p>
     <w:p>
       <w:pPr>
         <w:pStyle w:val="Heading2"/>
+        <w:rPr>
+          <w:lang w:val="et-EE"/>
+        </w:rPr>
       </w:pPr>
       <w:r>
-        <w:t>Probleem 1: Tee vahemiku määramine taustapildilt</w:t>
+        <w:rPr>
+          <w:lang w:val="et-EE"/>
+        </w:rPr>
+        <w:t>Probleem 1: Sinised autod ilmusid üksteise ja punase auto peale</w:t>
       </w:r>
     </w:p>
     <w:p>
+      <w:pPr>
+        <w:rPr>
+          <w:lang w:val="et-EE"/>
+        </w:rPr>
+      </w:pPr>
       <w:r>
-        <w:t>Probleem: Sinised autod pidid jääma tee vahemikku, kuid taustapildilt (bg_rally.jpg) tuli tee servade koordinaadid käsitsi välja lugeda.</w:t>
+        <w:rPr>
+          <w:lang w:val="et-EE"/>
+        </w:rPr>
+        <w:t>Probleem: Algselt genereeriti sinised autod täiesti juhuslikult, mistõttu nad võisid kattuda nii omavahel kui ka punase autoga.</w:t>
+      </w:r>
+      <w:r>
+        <w:rPr>
+          <w:lang w:val="et-EE"/>
+        </w:rPr>
         <w:br/>
-        <w:t>Lahendus: AI vaatas pildi ja hindas tee piiriks x: 150–490. Kontrollisin visuaalselt, et autod jäävad halli teeosa peale.</w:t>
+        <w:t>Lahendus: Lisasin loo_sinine_auto() funktsioonile colliderect-kontrolli. Enne positsiooni kinnitamist kontrollitakse kattuvust kõigi olemasolevate siniste autodega ja punase auto rajaga.</w:t>
       </w:r>
     </w:p>
     <w:p>
       <w:pPr>
         <w:pStyle w:val="Heading2"/>
+        <w:rPr>
+          <w:lang w:val="et-EE"/>
+        </w:rPr>
       </w:pPr>
       <w:r>
-        <w:t>Probleem 2: Skoori kuvamine arvuna</w:t>
+        <w:rPr>
+          <w:lang w:val="et-EE"/>
+        </w:rPr>
+        <w:t>Probleem 2: Punase auto raja kontroll ainult praeguses positsioonis</w:t>
       </w:r>
     </w:p>
     <w:p>
+      <w:pPr>
+        <w:rPr>
+          <w:lang w:val="et-EE"/>
+        </w:rPr>
+      </w:pPr>
       <w:r>
-        <w:t>Probleem: pygame.font.render() nõuab tekstiparameetrit, mitte arvu.</w:t>
+        <w:rPr>
+          <w:lang w:val="et-EE"/>
+        </w:rPr>
+        <w:t>Probleem: Esialgu kontrolliti kattuvust ainult punase auto praeguse Rect-positsiooniga (45×90 px), aga sinine auto läbib kogu y-telje ja sõidab punasest kindlasti mööda.</w:t>
+      </w:r>
+      <w:r>
+        <w:rPr>
+          <w:lang w:val="et-EE"/>
+        </w:rPr>
         <w:br/>
-        <w:t>Lahendus: Kasutasin str(skoor) teisendust, nagu ülesandes nõutud.</w:t>
+        <w:t>Lahendus: Laiendasin punane_rect kogu y-telje ulatuseks (punase auto x-positsioonist, kõrgus kogu ekraan), nii et ükski sinine auto ei ilmu punase auto rajale.</w:t>
       </w:r>
     </w:p>
     <w:p>
       <w:pPr>
+        <w:pStyle w:val="Heading2"/>
+        <w:rPr>
+          <w:lang w:val="et-EE"/>
+        </w:rPr>
+      </w:pPr>
+      <w:r>
+        <w:rPr>
+          <w:lang w:val="et-EE"/>
+        </w:rPr>
+        <w:lastRenderedPageBreak/>
+        <w:br/>
+      </w:r>
+      <w:r>
+        <w:rPr>
+          <w:lang w:val="et-EE"/>
+        </w:rPr>
+        <w:t>Probleem 3: Kõik sinised autod ilmusid korraga</w:t>
+      </w:r>
+    </w:p>
+    <w:p>
+      <w:pPr>
+        <w:rPr>
+          <w:lang w:val="et-EE"/>
+        </w:rPr>
+      </w:pPr>
+      <w:r>
+        <w:rPr>
+          <w:lang w:val="et-EE"/>
+        </w:rPr>
+        <w:t>Probleem: Kõik sinised autod alustasid sarnaselt kõrguselt (-480...-90 vahemik) ja ilmusid ekraanile peaaegu samaaegselt.</w:t>
+      </w:r>
+      <w:r>
+        <w:rPr>
+          <w:lang w:val="et-EE"/>
+        </w:rPr>
+        <w:br/>
+        <w:t>Lahendus: Iga järgmine auto algab i × 80 pikslit kaugemalt ülevalt (auto[1] -= i * 80), mis loob ajalise hajutuse — autod ilmuvad lainetena.</w:t>
+      </w:r>
+    </w:p>
+    <w:p>
+      <w:pPr>
         <w:pStyle w:val="Heading1"/>
+        <w:rPr>
+          <w:lang w:val="et-EE"/>
+        </w:rPr>
       </w:pPr>
       <w:r>
+        <w:rPr>
+          <w:lang w:val="et-EE"/>
+        </w:rPr>
         <w:t>4. Testimine</w:t>
       </w:r>
     </w:p>
-    <w:p/>
     <w:p>
       <w:pPr>
+        <w:rPr>
+          <w:lang w:val="et-EE"/>
+        </w:rPr>
+      </w:pPr>
+      <w:r>
+        <w:rPr>
+          <w:lang w:val="et-EE"/>
+        </w:rPr>
+        <w:t>Testisin käsitsi programmi jooksutades.</w:t>
+      </w:r>
+    </w:p>
+    <w:p>
+      <w:pPr>
         <w:pStyle w:val="Heading1"/>
+        <w:rPr>
+          <w:lang w:val="et-EE"/>
+        </w:rPr>
       </w:pPr>
       <w:r>
+        <w:rPr>
+          <w:lang w:val="et-EE"/>
+        </w:rPr>
         <w:t>5. Eneseanalüüs</w:t>
       </w:r>
     </w:p>
     <w:p>
       <w:pPr>
         <w:pStyle w:val="Heading2"/>
+        <w:rPr>
+          <w:lang w:val="et-EE"/>
+        </w:rPr>
       </w:pPr>
       <w:r>
+        <w:rPr>
+          <w:lang w:val="et-EE"/>
+        </w:rPr>
         <w:t>5.1. Kuidas sul läks?</w:t>
       </w:r>
     </w:p>
-    <w:p/>
     <w:p>
       <w:pPr>
+        <w:rPr>
+          <w:lang w:val="et-EE"/>
+        </w:rPr>
+      </w:pPr>
+      <w:r>
+        <w:rPr>
+          <w:lang w:val="et-EE"/>
+        </w:rPr>
+        <w:t>Sujuvalt.</w:t>
+      </w:r>
+    </w:p>
+    <w:p>
+      <w:pPr>
         <w:pStyle w:val="Heading2"/>
+        <w:rPr>
+          <w:lang w:val="et-EE"/>
+        </w:rPr>
       </w:pPr>
       <w:r>
+        <w:rPr>
+          <w:lang w:val="et-EE"/>
+        </w:rPr>
         <w:t>5.2. Kas avastasid uusi Python’i tehnikaid või lähenemisi?</w:t>
       </w:r>
     </w:p>
-    <w:p/>
     <w:p>
       <w:pPr>
+        <w:rPr>
+          <w:lang w:val="et-EE"/>
+        </w:rPr>
+      </w:pPr>
+      <w:r>
+        <w:rPr>
+          <w:lang w:val="et-EE"/>
+        </w:rPr>
+        <w:t>Asjade renderdamine kella ja tsüklitega minu jaoks üsna uus tehnika, õpetas omajagu.</w:t>
+      </w:r>
+    </w:p>
+    <w:p>
+      <w:pPr>
         <w:pStyle w:val="Heading2"/>
+        <w:rPr>
+          <w:lang w:val="et-EE"/>
+        </w:rPr>
       </w:pPr>
       <w:r>
+        <w:rPr>
+          <w:lang w:val="et-EE"/>
+        </w:rPr>
         <w:t>5.3. Enesehinnang. Hinda oma tööd skaalal 2–5:</w:t>
       </w:r>
     </w:p>
-    <w:p/>
     <w:p>
       <w:pPr>
+        <w:rPr>
+          <w:lang w:val="et-EE"/>
+        </w:rPr>
+      </w:pPr>
+      <w:r>
+        <w:rPr>
+          <w:b/>
+          <w:bCs/>
+          <w:lang w:val="et-EE"/>
+        </w:rPr>
+        <w:t>5</w:t>
+      </w:r>
+      <w:r>
+        <w:rPr>
+          <w:b/>
+          <w:bCs/>
+          <w:lang w:val="et-EE"/>
+        </w:rPr>
+        <w:t xml:space="preserve"> </w:t>
+      </w:r>
+      <w:r>
+        <w:rPr>
+          <w:lang w:val="et-EE"/>
+        </w:rPr>
+        <w:t>autode arvu ja kiiruse määramine on ekstra ja kogus see kokkupõrke vältimine on järgmise osa teema.</w:t>
+      </w:r>
+    </w:p>
+    <w:p>
+      <w:pPr>
         <w:pStyle w:val="Heading2"/>
+        <w:rPr>
+          <w:lang w:val="et-EE"/>
+        </w:rPr>
       </w:pPr>
       <w:r>
+        <w:rPr>
+          <w:lang w:val="et-EE"/>
+        </w:rPr>
         <w:t>5.4. Mida teeksid järgmisel korral teisiti?</w:t>
       </w:r>
     </w:p>
-    <w:p/>
     <w:p>
       <w:pPr>
+        <w:rPr>
+          <w:lang w:val="et-EE"/>
+        </w:rPr>
+      </w:pPr>
+      <w:r>
+        <w:rPr>
+          <w:lang w:val="et-EE"/>
+        </w:rPr>
+        <w:t>Laseks TI-l algusest peale samm sammult kirjutada koos seletustega.</w:t>
+      </w:r>
+    </w:p>
+    <w:p>
+      <w:pPr>
         <w:pStyle w:val="Heading2"/>
+        <w:rPr>
+          <w:lang w:val="et-EE"/>
+        </w:rPr>
       </w:pPr>
       <w:r>
+        <w:rPr>
+          <w:lang w:val="et-EE"/>
+        </w:rPr>
         <w:t>5.5. Kuidas mõjutas tehisintellekti kasutamine sinu õppimist ja arusaamist?</w:t>
       </w:r>
     </w:p>
-    <w:p/>
     <w:p>
       <w:pPr>
+        <w:rPr>
+          <w:lang w:val="et-EE"/>
+        </w:rPr>
+      </w:pPr>
+      <w:r>
+        <w:rPr>
+          <w:lang w:val="et-EE"/>
+        </w:rPr>
+        <w:t>Eks tasub selle masinaga natuke vähem hoogu minna suurema programmi puhul ja lahti seletada mis ta kõik teeb.</w:t>
+      </w:r>
+    </w:p>
+    <w:p>
+      <w:pPr>
         <w:pStyle w:val="Heading2"/>
+        <w:rPr>
+          <w:lang w:val="et-EE"/>
+        </w:rPr>
       </w:pPr>
       <w:r>
+        <w:rPr>
+          <w:lang w:val="et-EE"/>
+        </w:rPr>
         <w:t>5.6. Kas tundsid, et AI tegi töö liiga lihtsaks või pigem aitas paremini mõista lahendust?</w:t>
       </w:r>
     </w:p>
-    <w:p/>
+    <w:p>
+      <w:pPr>
+        <w:rPr>
+          <w:lang w:val="et-EE"/>
+        </w:rPr>
+      </w:pPr>
+      <w:r>
+        <w:rPr>
+          <w:lang w:val="et-EE"/>
+        </w:rPr>
+        <w:t>See oleneb kasutamisest</w:t>
+      </w:r>
+      <w:r>
+        <w:rPr>
+          <w:lang w:val="et-EE"/>
+        </w:rPr>
+        <w:t>, nagu eelmistes punktides mainitud, tasub anda käsklusi samm-sammult ja küsida iga asja kohta seletusi.</w:t>
+      </w:r>
+    </w:p>
     <w:sectPr>
       <w:pgSz w:w="12240" w:h="15840"/>
       <w:pgMar w:top="1440" w:right="1800" w:bottom="1440" w:left="1800" w:header="720" w:footer="720" w:gutter="0"/>
@@ -570,6 +1124,92 @@
       <w:rPr>
         <w:rFonts w:hint="default"/>
       </w:rPr>
+    </w:lvl>
+    <w:lvl w:ilvl="1" w:tplc="04250019" w:tentative="1">
+      <w:start w:val="1"/>
+      <w:numFmt w:val="lowerLetter"/>
+      <w:lvlText w:val="%2."/>
+      <w:lvlJc w:val="left"/>
+      <w:pPr>
+        <w:ind w:left="1440" w:hanging="360"/>
+      </w:pPr>
+    </w:lvl>
+    <w:lvl w:ilvl="2" w:tplc="0425001B" w:tentative="1">
+      <w:start w:val="1"/>
+      <w:numFmt w:val="lowerRoman"/>
+      <w:lvlText w:val="%3."/>
+      <w:lvlJc w:val="right"/>
+      <w:pPr>
+        <w:ind w:left="2160" w:hanging="180"/>
+      </w:pPr>
+    </w:lvl>
+    <w:lvl w:ilvl="3" w:tplc="0425000F" w:tentative="1">
+      <w:start w:val="1"/>
+      <w:numFmt w:val="decimal"/>
+      <w:lvlText w:val="%4."/>
+      <w:lvlJc w:val="left"/>
+      <w:pPr>
+        <w:ind w:left="2880" w:hanging="360"/>
+      </w:pPr>
+    </w:lvl>
+    <w:lvl w:ilvl="4" w:tplc="04250019" w:tentative="1">
+      <w:start w:val="1"/>
+      <w:numFmt w:val="lowerLetter"/>
+      <w:lvlText w:val="%5."/>
+      <w:lvlJc w:val="left"/>
+      <w:pPr>
+        <w:ind w:left="3600" w:hanging="360"/>
+      </w:pPr>
+    </w:lvl>
+    <w:lvl w:ilvl="5" w:tplc="0425001B" w:tentative="1">
+      <w:start w:val="1"/>
+      <w:numFmt w:val="lowerRoman"/>
+      <w:lvlText w:val="%6."/>
+      <w:lvlJc w:val="right"/>
+      <w:pPr>
+        <w:ind w:left="4320" w:hanging="180"/>
+      </w:pPr>
+    </w:lvl>
+    <w:lvl w:ilvl="6" w:tplc="0425000F" w:tentative="1">
+      <w:start w:val="1"/>
+      <w:numFmt w:val="decimal"/>
+      <w:lvlText w:val="%7."/>
+      <w:lvlJc w:val="left"/>
+      <w:pPr>
+        <w:ind w:left="5040" w:hanging="360"/>
+      </w:pPr>
+    </w:lvl>
+    <w:lvl w:ilvl="7" w:tplc="04250019" w:tentative="1">
+      <w:start w:val="1"/>
+      <w:numFmt w:val="lowerLetter"/>
+      <w:lvlText w:val="%8."/>
+      <w:lvlJc w:val="left"/>
+      <w:pPr>
+        <w:ind w:left="5760" w:hanging="360"/>
+      </w:pPr>
+    </w:lvl>
+    <w:lvl w:ilvl="8" w:tplc="0425001B" w:tentative="1">
+      <w:start w:val="1"/>
+      <w:numFmt w:val="lowerRoman"/>
+      <w:lvlText w:val="%9."/>
+      <w:lvlJc w:val="right"/>
+      <w:pPr>
+        <w:ind w:left="6480" w:hanging="180"/>
+      </w:pPr>
+    </w:lvl>
+  </w:abstractNum>
+  <w:abstractNum w:abstractNumId="11" w15:restartNumberingAfterBreak="0">
+    <w:nsid w:val="6F5B48A0"/>
+    <w:multiLevelType w:val="hybridMultilevel"/>
+    <w:tmpl w:val="EFAA12FC"/>
+    <w:lvl w:ilvl="0" w:tplc="0425000F">
+      <w:start w:val="1"/>
+      <w:numFmt w:val="decimal"/>
+      <w:lvlText w:val="%1."/>
+      <w:lvlJc w:val="left"/>
+      <w:pPr>
+        <w:ind w:left="720" w:hanging="360"/>
+      </w:pPr>
     </w:lvl>
     <w:lvl w:ilvl="1" w:tplc="04250019" w:tentative="1">
       <w:start w:val="1"/>
@@ -676,6 +1316,9 @@
   </w:num>
   <w:num w:numId="11" w16cid:durableId="871067582">
     <w:abstractNumId w:val="9"/>
+  </w:num>
+  <w:num w:numId="12" w16cid:durableId="756749198">
+    <w:abstractNumId w:val="11"/>
   </w:num>
 </w:numbering>
 </file>
@@ -1283,6 +1926,7 @@
   <w:style w:type="character" w:default="1" w:styleId="DefaultParagraphFont">
     <w:name w:val="Default Paragraph Font"/>
     <w:uiPriority w:val="1"/>
+    <w:semiHidden/>
     <w:unhideWhenUsed/>
   </w:style>
   <w:style w:type="table" w:default="1" w:styleId="TableNormal">
